--- a/tillsyn/A 12285-2022 tillsynsbegäran.docx
+++ b/tillsyn/A 12285-2022 tillsynsbegäran.docx
@@ -306,7 +306,7 @@
     <w:r>
       <w:tab/>
       <w:tab/>
-      <w:t>2026-06-18</w:t>
+      <w:t>2026-06-19</w:t>
       <w:br/>
       <w:br/>
     </w:r>

--- a/tillsyn/A 12285-2022 tillsynsbegäran.docx
+++ b/tillsyn/A 12285-2022 tillsynsbegäran.docx
@@ -306,7 +306,7 @@
     <w:r>
       <w:tab/>
       <w:tab/>
-      <w:t>2026-06-19</w:t>
+      <w:t>2026-06-20</w:t>
       <w:br/>
       <w:br/>
     </w:r>

--- a/tillsyn/A 12285-2022 tillsynsbegäran.docx
+++ b/tillsyn/A 12285-2022 tillsynsbegäran.docx
@@ -12,10 +12,7 @@
     </w:p>
     <w:p>
       <w:r>
-        <w:t>Detta dokument behandlar höga naturvärden i avverkningsanmälan A 12285-2022 i Östersunds kommun som inkom 2022-03-17 och omfattar 1,4 ha.</w:t>
-      </w:r>
-      <w:r>
-        <w:t xml:space="preserve"> I Figur 1 visas fyndplatser för naturvårdsarter i området, som finns registrerade på Artportalen.</w:t>
+        <w:t>Denna tillsynsbegäran behandlar höga naturvärden i avverkningsanmälan A 12285-2022 i Östersunds kommun som inkom 2022-03-17 och omfattar 1,4 ha.</w:t>
       </w:r>
     </w:p>
     <w:p>
@@ -63,7 +60,20 @@
         <w:spacing w:after="240"/>
       </w:pPr>
       <w:r>
-        <w:t>Figur 1. Fyndplatser för naturvårdsarter inom 25 meter från avverkningsanmälan (röd linje). Inom parentes anges rödlistekategorier, S för signalarter, Tför typiska arter och fridlysningsparagrafer i artskyddsförordningen.Markörer utan svart kant är placerade på fyndplatsen. Markörer med svart kant är placerade vid sidan av fyndplatsen och har ett svart streck som visar fyndplatsens exakta position. Kartans mittpunktskoordinat är N 7019382, E 496101 i SWEREF 99 TM.</w:t>
+        <w:t>Figur 1. Fyndplatser för naturvårdsarter inom 25 meter från avverkningsanmälan. Markörer utan svart kant är placerade på fyndplatsen. Markörer med svart kant är placerade vid sidan av fyndplatsen har ett svart streck som visar fyndplatsens exakta position. Kartans mittpunktskoordinat är N 7019382, E 496101 i SWEREF 99 TM.</w:t>
+      </w:r>
+    </w:p>
+    <w:p>
+      <w:r>
+        <w:t>Inom 25 meter från avverkningsanmälan finns fynd av 9 naturvårdsarter, varav 7 är fridlysta, 2 är typiska (T) och 5 är signalarter (S): finbräken (S, T), flugblomster (S, §8), gräsull (S), grönkulla (S, T, §8), tvåblad (S, §8), brudsporre (§8), dubbelnycklar (§8), fläcknycklar (§8) och vanliga ängsnycklar (§8). Se Figur 1.</w:t>
+      </w:r>
+    </w:p>
+    <w:p>
+      <w:pPr>
+        <w:pStyle w:val="Heading1"/>
+      </w:pPr>
+      <w:r>
+        <w:t>Tillsynsbegäran</w:t>
       </w:r>
     </w:p>
     <w:p>
@@ -77,39 +87,45 @@
       </w:r>
     </w:p>
     <w:p>
-      <w:r>
-        <w:t>Nedan beskrivs fynd av naturvårdsarter och fridlysta arter som gjorts i det avverkningsanmälda området.</w:t>
-      </w:r>
-    </w:p>
-    <w:p>
       <w:pPr>
         <w:pStyle w:val="Heading1"/>
       </w:pPr>
       <w:r>
-        <w:t>Naturvårdsarter</w:t>
+        <w:t>Naturvårdsarter och fridlysta arter</w:t>
       </w:r>
     </w:p>
     <w:p>
       <w:r>
-        <w:t>Inom 25 meter från avverkningsanmälan har följande 9 naturvårdsarter hittats: finbräken (S, T), flugblomster (S, §8), gräsull (S), grönkulla (S, T, §8), tvåblad (S, §8), brudsporre (§8), dubbelnycklar (§8), fläcknycklar (§8) och vanliga ängsnycklar (§8). Arter som är signalarter enligt Skogsstyrelsen har markerats med (S). Typiska arter inom Natura 2000 som är kopplade till skogsekosystem har markerats med (T). För fridlysta arter anges även paragrafen i Artskyddsförordningen som arten är fridlyst enligt.</w:t>
+        <w:t>Nedan följer beskrivningar av de naturvårdsarter och fridlysta arter som har sina livsmiljöer och växtplatser i den avverkningsanmälda skogen. De påträffade naturvårdsarterna är ett tydligt kvitto på att det rör sig om en skog med höga naturvärden.</w:t>
       </w:r>
     </w:p>
     <w:p>
       <w:r>
-        <w:t>De påträffade naturvårdsarterna är ett tydligt kvitto på att det rör sig om en skog med höga naturvärden.</w:t>
+        <w:rPr>
+          <w:b/>
+        </w:rPr>
+        <w:t>Finbräken</w:t>
       </w:r>
-    </w:p>
-    <w:p>
-      <w:pPr>
-        <w:pStyle w:val="Heading2"/>
-      </w:pPr>
       <w:r>
-        <w:t>Fridlysta arter</w:t>
+        <w:t xml:space="preserve"> växer på kalkrika marker i frisk eller fuktig mulljord. Den kräver konstant hög luftfuktighet och är mycket känslig för skogsbruksåtgärder. Arten är placerad högst upp i Skogsstyrelsens värdepyramid för bedömning av skog med höga naturvärden och utgör en karaktärsart för de mest skyddsvärda kalkgranskogarna med långvarig ekologisk kontinuitet och högt skyddsvärde. Finbräken är typisk art för </w:t>
       </w:r>
-    </w:p>
-    <w:p>
       <w:r>
-        <w:t>Följande fridlysta arter har sina livsmiljöer och växtplatser i den avverkningsanmälda skogen: flugblomster (S, §8), grönkulla (S, T, §8), tvåblad (S, §8), brudsporre (§8), dubbelnycklar (§8), fläcknycklar (§8) och vanliga ängsnycklar (§8).</w:t>
+        <w:rPr>
+          <w:i/>
+        </w:rPr>
+        <w:t xml:space="preserve">9050 Näringsrik granskog </w:t>
+      </w:r>
+      <w:r>
+        <w:t xml:space="preserve">och </w:t>
+      </w:r>
+      <w:r>
+        <w:rPr>
+          <w:i/>
+        </w:rPr>
+        <w:t xml:space="preserve">9040 Fjällbjörkskog </w:t>
+      </w:r>
+      <w:r>
+        <w:t>(SLU Artdatabanken, 2024; Nitare &amp; Skogsstyrelsen, 2019).</w:t>
       </w:r>
     </w:p>
     <w:p>
@@ -139,43 +155,6 @@
       </w:r>
       <w:r>
         <w:t>(SLU Artdatabanken, 2025).</w:t>
-      </w:r>
-    </w:p>
-    <w:p>
-      <w:pPr>
-        <w:pStyle w:val="Heading2"/>
-      </w:pPr>
-      <w:r>
-        <w:t>Övriga naturvårdsarter</w:t>
-      </w:r>
-    </w:p>
-    <w:p>
-      <w:r>
-        <w:rPr>
-          <w:b/>
-        </w:rPr>
-        <w:t>Finbräken</w:t>
-      </w:r>
-      <w:r>
-        <w:t xml:space="preserve"> växer på kalkrika marker i frisk eller fuktig mulljord. Den kräver konstant hög luftfuktighet och är mycket känslig för skogsbruksåtgärder. Arten är placerad högst upp i Skogsstyrelsens värdepyramid för bedömning av skog med höga naturvärden och utgör en karaktärsart för de mest skyddsvärda kalkgranskogarna med långvarig ekologisk kontinuitet och högt skyddsvärde. Finbräken är typisk art för </w:t>
-      </w:r>
-      <w:r>
-        <w:rPr>
-          <w:i/>
-        </w:rPr>
-        <w:t xml:space="preserve">9050 Näringsrik granskog </w:t>
-      </w:r>
-      <w:r>
-        <w:t xml:space="preserve">och </w:t>
-      </w:r>
-      <w:r>
-        <w:rPr>
-          <w:i/>
-        </w:rPr>
-        <w:t xml:space="preserve">9040 Fjällbjörkskog </w:t>
-      </w:r>
-      <w:r>
-        <w:t>(SLU Artdatabanken, 2024; Nitare &amp; Skogsstyrelsen, 2019).</w:t>
       </w:r>
     </w:p>
     <w:sectPr>
@@ -306,7 +285,7 @@
     <w:r>
       <w:tab/>
       <w:tab/>
-      <w:t>2026-06-20</w:t>
+      <w:t>2026-06-21</w:t>
       <w:br/>
       <w:br/>
     </w:r>

--- a/tillsyn/A 12285-2022 tillsynsbegäran.docx
+++ b/tillsyn/A 12285-2022 tillsynsbegäran.docx
@@ -285,7 +285,7 @@
     <w:r>
       <w:tab/>
       <w:tab/>
-      <w:t>2026-06-21</w:t>
+      <w:t>2026-06-22</w:t>
       <w:br/>
       <w:br/>
     </w:r>

--- a/tillsyn/A 12285-2022 tillsynsbegäran.docx
+++ b/tillsyn/A 12285-2022 tillsynsbegäran.docx
@@ -285,7 +285,7 @@
     <w:r>
       <w:tab/>
       <w:tab/>
-      <w:t>2026-06-22</w:t>
+      <w:t>2026-06-23</w:t>
       <w:br/>
       <w:br/>
     </w:r>

--- a/tillsyn/A 12285-2022 tillsynsbegäran.docx
+++ b/tillsyn/A 12285-2022 tillsynsbegäran.docx
@@ -285,7 +285,7 @@
     <w:r>
       <w:tab/>
       <w:tab/>
-      <w:t>2026-06-23</w:t>
+      <w:t>2026-06-24</w:t>
       <w:br/>
       <w:br/>
     </w:r>

--- a/tillsyn/A 12285-2022 tillsynsbegäran.docx
+++ b/tillsyn/A 12285-2022 tillsynsbegäran.docx
@@ -285,7 +285,7 @@
     <w:r>
       <w:tab/>
       <w:tab/>
-      <w:t>2026-06-24</w:t>
+      <w:t>2026-06-25</w:t>
       <w:br/>
       <w:br/>
     </w:r>

--- a/tillsyn/A 12285-2022 tillsynsbegäran.docx
+++ b/tillsyn/A 12285-2022 tillsynsbegäran.docx
@@ -285,7 +285,7 @@
     <w:r>
       <w:tab/>
       <w:tab/>
-      <w:t>2026-06-25</w:t>
+      <w:t>2026-06-26</w:t>
       <w:br/>
       <w:br/>
     </w:r>

--- a/tillsyn/A 12285-2022 tillsynsbegäran.docx
+++ b/tillsyn/A 12285-2022 tillsynsbegäran.docx
@@ -285,7 +285,7 @@
     <w:r>
       <w:tab/>
       <w:tab/>
-      <w:t>2026-06-26</w:t>
+      <w:t>2026-06-27</w:t>
       <w:br/>
       <w:br/>
     </w:r>

--- a/tillsyn/A 12285-2022 tillsynsbegäran.docx
+++ b/tillsyn/A 12285-2022 tillsynsbegäran.docx
@@ -285,7 +285,7 @@
     <w:r>
       <w:tab/>
       <w:tab/>
-      <w:t>2026-06-27</w:t>
+      <w:t>2026-06-28</w:t>
       <w:br/>
       <w:br/>
     </w:r>

--- a/tillsyn/A 12285-2022 tillsynsbegäran.docx
+++ b/tillsyn/A 12285-2022 tillsynsbegäran.docx
@@ -285,7 +285,7 @@
     <w:r>
       <w:tab/>
       <w:tab/>
-      <w:t>2026-06-28</w:t>
+      <w:t>2026-06-29</w:t>
       <w:br/>
       <w:br/>
     </w:r>

--- a/tillsyn/A 12285-2022 tillsynsbegäran.docx
+++ b/tillsyn/A 12285-2022 tillsynsbegäran.docx
@@ -285,7 +285,7 @@
     <w:r>
       <w:tab/>
       <w:tab/>
-      <w:t>2026-06-29</w:t>
+      <w:t>2026-06-30</w:t>
       <w:br/>
       <w:br/>
     </w:r>

--- a/tillsyn/A 12285-2022 tillsynsbegäran.docx
+++ b/tillsyn/A 12285-2022 tillsynsbegäran.docx
@@ -285,7 +285,7 @@
     <w:r>
       <w:tab/>
       <w:tab/>
-      <w:t>2026-06-30</w:t>
+      <w:t>2026-07-01</w:t>
       <w:br/>
       <w:br/>
     </w:r>

--- a/tillsyn/A 12285-2022 tillsynsbegäran.docx
+++ b/tillsyn/A 12285-2022 tillsynsbegäran.docx
@@ -285,7 +285,7 @@
     <w:r>
       <w:tab/>
       <w:tab/>
-      <w:t>2026-07-01</w:t>
+      <w:t>2026-07-02</w:t>
       <w:br/>
       <w:br/>
     </w:r>

--- a/tillsyn/A 12285-2022 tillsynsbegäran.docx
+++ b/tillsyn/A 12285-2022 tillsynsbegäran.docx
@@ -285,7 +285,7 @@
     <w:r>
       <w:tab/>
       <w:tab/>
-      <w:t>2026-07-13</w:t>
+      <w:t>2026-07-14</w:t>
       <w:br/>
       <w:br/>
     </w:r>

--- a/tillsyn/A 12285-2022 tillsynsbegäran.docx
+++ b/tillsyn/A 12285-2022 tillsynsbegäran.docx
@@ -285,7 +285,7 @@
     <w:r>
       <w:tab/>
       <w:tab/>
-      <w:t>2026-07-14</w:t>
+      <w:t>2026-07-15</w:t>
       <w:br/>
       <w:br/>
     </w:r>

--- a/tillsyn/A 12285-2022 tillsynsbegäran.docx
+++ b/tillsyn/A 12285-2022 tillsynsbegäran.docx
@@ -285,7 +285,7 @@
     <w:r>
       <w:tab/>
       <w:tab/>
-      <w:t>2026-07-15</w:t>
+      <w:t>2026-07-16</w:t>
       <w:br/>
       <w:br/>
     </w:r>

--- a/tillsyn/A 12285-2022 tillsynsbegäran.docx
+++ b/tillsyn/A 12285-2022 tillsynsbegäran.docx
@@ -285,7 +285,7 @@
     <w:r>
       <w:tab/>
       <w:tab/>
-      <w:t>2026-07-16</w:t>
+      <w:t>2026-07-17</w:t>
       <w:br/>
       <w:br/>
     </w:r>

--- a/tillsyn/A 12285-2022 tillsynsbegäran.docx
+++ b/tillsyn/A 12285-2022 tillsynsbegäran.docx
@@ -285,7 +285,7 @@
     <w:r>
       <w:tab/>
       <w:tab/>
-      <w:t>2026-07-17</w:t>
+      <w:t>2026-07-18</w:t>
       <w:br/>
       <w:br/>
     </w:r>

--- a/tillsyn/A 12285-2022 tillsynsbegäran.docx
+++ b/tillsyn/A 12285-2022 tillsynsbegäran.docx
@@ -285,7 +285,7 @@
     <w:r>
       <w:tab/>
       <w:tab/>
-      <w:t>2026-07-18</w:t>
+      <w:t>2026-07-19</w:t>
       <w:br/>
       <w:br/>
     </w:r>

--- a/tillsyn/A 12285-2022 tillsynsbegäran.docx
+++ b/tillsyn/A 12285-2022 tillsynsbegäran.docx
@@ -285,7 +285,7 @@
     <w:r>
       <w:tab/>
       <w:tab/>
-      <w:t>2026-07-19</w:t>
+      <w:t>2026-07-20</w:t>
       <w:br/>
       <w:br/>
     </w:r>

--- a/tillsyn/A 12285-2022 tillsynsbegäran.docx
+++ b/tillsyn/A 12285-2022 tillsynsbegäran.docx
@@ -285,7 +285,7 @@
     <w:r>
       <w:tab/>
       <w:tab/>
-      <w:t>2026-07-20</w:t>
+      <w:t>2026-07-21</w:t>
       <w:br/>
       <w:br/>
     </w:r>

--- a/tillsyn/A 12285-2022 tillsynsbegäran.docx
+++ b/tillsyn/A 12285-2022 tillsynsbegäran.docx
@@ -285,7 +285,7 @@
     <w:r>
       <w:tab/>
       <w:tab/>
-      <w:t>2026-07-21</w:t>
+      <w:t>2026-07-22</w:t>
       <w:br/>
       <w:br/>
     </w:r>

--- a/tillsyn/A 12285-2022 tillsynsbegäran.docx
+++ b/tillsyn/A 12285-2022 tillsynsbegäran.docx
@@ -285,7 +285,7 @@
     <w:r>
       <w:tab/>
       <w:tab/>
-      <w:t>2026-07-22</w:t>
+      <w:t>2026-07-23</w:t>
       <w:br/>
       <w:br/>
     </w:r>

--- a/tillsyn/A 12285-2022 tillsynsbegäran.docx
+++ b/tillsyn/A 12285-2022 tillsynsbegäran.docx
@@ -285,7 +285,7 @@
     <w:r>
       <w:tab/>
       <w:tab/>
-      <w:t>2026-07-23</w:t>
+      <w:t>2026-07-24</w:t>
       <w:br/>
       <w:br/>
     </w:r>

--- a/tillsyn/A 12285-2022 tillsynsbegäran.docx
+++ b/tillsyn/A 12285-2022 tillsynsbegäran.docx
@@ -285,7 +285,7 @@
     <w:r>
       <w:tab/>
       <w:tab/>
-      <w:t>2026-07-24</w:t>
+      <w:t>2026-07-25</w:t>
       <w:br/>
       <w:br/>
     </w:r>

--- a/tillsyn/A 12285-2022 tillsynsbegäran.docx
+++ b/tillsyn/A 12285-2022 tillsynsbegäran.docx
@@ -285,7 +285,7 @@
     <w:r>
       <w:tab/>
       <w:tab/>
-      <w:t>2026-07-25</w:t>
+      <w:t>2026-07-26</w:t>
       <w:br/>
       <w:br/>
     </w:r>

--- a/tillsyn/A 12285-2022 tillsynsbegäran.docx
+++ b/tillsyn/A 12285-2022 tillsynsbegäran.docx
@@ -285,7 +285,7 @@
     <w:r>
       <w:tab/>
       <w:tab/>
-      <w:t>2026-07-26</w:t>
+      <w:t>2026-07-27</w:t>
       <w:br/>
       <w:br/>
     </w:r>

--- a/tillsyn/A 12285-2022 tillsynsbegäran.docx
+++ b/tillsyn/A 12285-2022 tillsynsbegäran.docx
@@ -285,7 +285,7 @@
     <w:r>
       <w:tab/>
       <w:tab/>
-      <w:t>2026-07-27</w:t>
+      <w:t>2026-07-28</w:t>
       <w:br/>
       <w:br/>
     </w:r>

--- a/tillsyn/A 12285-2022 tillsynsbegäran.docx
+++ b/tillsyn/A 12285-2022 tillsynsbegäran.docx
@@ -285,7 +285,7 @@
     <w:r>
       <w:tab/>
       <w:tab/>
-      <w:t>2026-07-28</w:t>
+      <w:t>2026-07-29</w:t>
       <w:br/>
       <w:br/>
     </w:r>

--- a/tillsyn/A 12285-2022 tillsynsbegäran.docx
+++ b/tillsyn/A 12285-2022 tillsynsbegäran.docx
@@ -285,7 +285,7 @@
     <w:r>
       <w:tab/>
       <w:tab/>
-      <w:t>2026-07-29</w:t>
+      <w:t>2026-07-30</w:t>
       <w:br/>
       <w:br/>
     </w:r>

--- a/tillsyn/A 12285-2022 tillsynsbegäran.docx
+++ b/tillsyn/A 12285-2022 tillsynsbegäran.docx
@@ -285,7 +285,7 @@
     <w:r>
       <w:tab/>
       <w:tab/>
-      <w:t>2026-07-30</w:t>
+      <w:t>2026-07-31</w:t>
       <w:br/>
       <w:br/>
     </w:r>

--- a/tillsyn/A 12285-2022 tillsynsbegäran.docx
+++ b/tillsyn/A 12285-2022 tillsynsbegäran.docx
@@ -285,7 +285,7 @@
     <w:r>
       <w:tab/>
       <w:tab/>
-      <w:t>2026-07-31</w:t>
+      <w:t>2026-08-01</w:t>
       <w:br/>
       <w:br/>
     </w:r>

--- a/tillsyn/A 12285-2022 tillsynsbegäran.docx
+++ b/tillsyn/A 12285-2022 tillsynsbegäran.docx
@@ -285,7 +285,7 @@
     <w:r>
       <w:tab/>
       <w:tab/>
-      <w:t>2026-08-01</w:t>
+      <w:t>2026-08-02</w:t>
       <w:br/>
       <w:br/>
     </w:r>

--- a/tillsyn/A 12285-2022 tillsynsbegäran.docx
+++ b/tillsyn/A 12285-2022 tillsynsbegäran.docx
@@ -285,7 +285,7 @@
     <w:r>
       <w:tab/>
       <w:tab/>
-      <w:t>2026-08-02</w:t>
+      <w:t>2026-08-03</w:t>
       <w:br/>
       <w:br/>
     </w:r>

--- a/tillsyn/A 12285-2022 tillsynsbegäran.docx
+++ b/tillsyn/A 12285-2022 tillsynsbegäran.docx
@@ -285,7 +285,7 @@
     <w:r>
       <w:tab/>
       <w:tab/>
-      <w:t>2026-08-03</w:t>
+      <w:t>2026-08-05</w:t>
       <w:br/>
       <w:br/>
     </w:r>

--- a/tillsyn/A 12285-2022 tillsynsbegäran.docx
+++ b/tillsyn/A 12285-2022 tillsynsbegäran.docx
@@ -285,7 +285,7 @@
     <w:r>
       <w:tab/>
       <w:tab/>
-      <w:t>2026-08-05</w:t>
+      <w:t>2026-08-07</w:t>
       <w:br/>
       <w:br/>
     </w:r>

--- a/tillsyn/A 12285-2022 tillsynsbegäran.docx
+++ b/tillsyn/A 12285-2022 tillsynsbegäran.docx
@@ -285,7 +285,7 @@
     <w:r>
       <w:tab/>
       <w:tab/>
-      <w:t>2026-08-07</w:t>
+      <w:t>2026-08-08</w:t>
       <w:br/>
       <w:br/>
     </w:r>

--- a/tillsyn/A 12285-2022 tillsynsbegäran.docx
+++ b/tillsyn/A 12285-2022 tillsynsbegäran.docx
@@ -60,7 +60,7 @@
         <w:spacing w:after="240"/>
       </w:pPr>
       <w:r>
-        <w:t>Figur 1. Fyndplatser för naturvårdsarter inom 25 meter från avverkningsanmälan. Markörer utan svart kant är placerade på fyndplatsen. Markörer med svart kant är placerade vid sidan av fyndplatsen har ett svart streck som visar fyndplatsens exakta position. Kartans mittpunktskoordinat är N 7019382, E 496101 i SWEREF 99 TM.</w:t>
+        <w:t>Figur 1. Fyndplatser för naturvårdsarter inom 25 meter från avverkningsanmälan. Markörer utan svart kant är placerade på fyndplatsen. Markörer med svart kant är placerade vid sidan av fyndplatsen och har ett svart streck som visar fyndplatsens exakta position. Kartans mittpunktskoordinat är N 7019382, E 496101 i SWEREF 99 TM.</w:t>
       </w:r>
     </w:p>
     <w:p>
@@ -285,7 +285,7 @@
     <w:r>
       <w:tab/>
       <w:tab/>
-      <w:t>2026-08-14</w:t>
+      <w:t>2026-08-15</w:t>
       <w:br/>
       <w:br/>
     </w:r>

--- a/tillsyn/A 12285-2022 tillsynsbegäran.docx
+++ b/tillsyn/A 12285-2022 tillsynsbegäran.docx
@@ -285,7 +285,7 @@
     <w:r>
       <w:tab/>
       <w:tab/>
-      <w:t>2026-08-15</w:t>
+      <w:t>2026-08-16</w:t>
       <w:br/>
       <w:br/>
     </w:r>

--- a/tillsyn/A 12285-2022 tillsynsbegäran.docx
+++ b/tillsyn/A 12285-2022 tillsynsbegäran.docx
@@ -285,7 +285,7 @@
     <w:r>
       <w:tab/>
       <w:tab/>
-      <w:t>2026-08-16</w:t>
+      <w:t>2026-08-17</w:t>
       <w:br/>
       <w:br/>
     </w:r>

--- a/tillsyn/A 12285-2022 tillsynsbegäran.docx
+++ b/tillsyn/A 12285-2022 tillsynsbegäran.docx
@@ -285,7 +285,7 @@
     <w:r>
       <w:tab/>
       <w:tab/>
-      <w:t>2026-08-17</w:t>
+      <w:t>2026-08-18</w:t>
       <w:br/>
       <w:br/>
     </w:r>

--- a/tillsyn/A 12285-2022 tillsynsbegäran.docx
+++ b/tillsyn/A 12285-2022 tillsynsbegäran.docx
@@ -285,7 +285,7 @@
     <w:r>
       <w:tab/>
       <w:tab/>
-      <w:t>2026-08-18</w:t>
+      <w:t>2026-08-19</w:t>
       <w:br/>
       <w:br/>
     </w:r>

--- a/tillsyn/A 12285-2022 tillsynsbegäran.docx
+++ b/tillsyn/A 12285-2022 tillsynsbegäran.docx
@@ -285,7 +285,7 @@
     <w:r>
       <w:tab/>
       <w:tab/>
-      <w:t>2026-08-19</w:t>
+      <w:t>2026-08-20</w:t>
       <w:br/>
       <w:br/>
     </w:r>

--- a/tillsyn/A 12285-2022 tillsynsbegäran.docx
+++ b/tillsyn/A 12285-2022 tillsynsbegäran.docx
@@ -285,7 +285,7 @@
     <w:r>
       <w:tab/>
       <w:tab/>
-      <w:t>2026-08-20</w:t>
+      <w:t>2026-08-21</w:t>
       <w:br/>
       <w:br/>
     </w:r>

--- a/tillsyn/A 12285-2022 tillsynsbegäran.docx
+++ b/tillsyn/A 12285-2022 tillsynsbegäran.docx
@@ -285,7 +285,7 @@
     <w:r>
       <w:tab/>
       <w:tab/>
-      <w:t>2026-08-21</w:t>
+      <w:t>2026-08-22</w:t>
       <w:br/>
       <w:br/>
     </w:r>

--- a/tillsyn/A 12285-2022 tillsynsbegäran.docx
+++ b/tillsyn/A 12285-2022 tillsynsbegäran.docx
@@ -285,7 +285,7 @@
     <w:r>
       <w:tab/>
       <w:tab/>
-      <w:t>2026-08-22</w:t>
+      <w:t>2026-08-23</w:t>
       <w:br/>
       <w:br/>
     </w:r>

--- a/tillsyn/A 12285-2022 tillsynsbegäran.docx
+++ b/tillsyn/A 12285-2022 tillsynsbegäran.docx
@@ -285,7 +285,7 @@
     <w:r>
       <w:tab/>
       <w:tab/>
-      <w:t>2026-08-23</w:t>
+      <w:t>2026-08-24</w:t>
       <w:br/>
       <w:br/>
     </w:r>

--- a/tillsyn/A 12285-2022 tillsynsbegäran.docx
+++ b/tillsyn/A 12285-2022 tillsynsbegäran.docx
@@ -285,7 +285,7 @@
     <w:r>
       <w:tab/>
       <w:tab/>
-      <w:t>2026-08-24</w:t>
+      <w:t>2026-08-25</w:t>
       <w:br/>
       <w:br/>
     </w:r>

--- a/tillsyn/A 12285-2022 tillsynsbegäran.docx
+++ b/tillsyn/A 12285-2022 tillsynsbegäran.docx
@@ -285,7 +285,7 @@
     <w:r>
       <w:tab/>
       <w:tab/>
-      <w:t>2026-08-25</w:t>
+      <w:t>2026-08-26</w:t>
       <w:br/>
       <w:br/>
     </w:r>

--- a/tillsyn/A 12285-2022 tillsynsbegäran.docx
+++ b/tillsyn/A 12285-2022 tillsynsbegäran.docx
@@ -285,7 +285,7 @@
     <w:r>
       <w:tab/>
       <w:tab/>
-      <w:t>2026-08-26</w:t>
+      <w:t>2026-08-27</w:t>
       <w:br/>
       <w:br/>
     </w:r>

--- a/tillsyn/A 12285-2022 tillsynsbegäran.docx
+++ b/tillsyn/A 12285-2022 tillsynsbegäran.docx
@@ -285,7 +285,7 @@
     <w:r>
       <w:tab/>
       <w:tab/>
-      <w:t>2026-08-27</w:t>
+      <w:t>2026-08-28</w:t>
       <w:br/>
       <w:br/>
     </w:r>

--- a/tillsyn/A 12285-2022 tillsynsbegäran.docx
+++ b/tillsyn/A 12285-2022 tillsynsbegäran.docx
@@ -285,7 +285,7 @@
     <w:r>
       <w:tab/>
       <w:tab/>
-      <w:t>2026-08-28</w:t>
+      <w:t>2026-08-29</w:t>
       <w:br/>
       <w:br/>
     </w:r>

--- a/tillsyn/A 12285-2022 tillsynsbegäran.docx
+++ b/tillsyn/A 12285-2022 tillsynsbegäran.docx
@@ -285,7 +285,7 @@
     <w:r>
       <w:tab/>
       <w:tab/>
-      <w:t>2026-08-29</w:t>
+      <w:t>2026-08-31</w:t>
       <w:br/>
       <w:br/>
     </w:r>

--- a/tillsyn/A 12285-2022 tillsynsbegäran.docx
+++ b/tillsyn/A 12285-2022 tillsynsbegäran.docx
@@ -285,7 +285,7 @@
     <w:r>
       <w:tab/>
       <w:tab/>
-      <w:t>2026-08-31</w:t>
+      <w:t>2026-09-01</w:t>
       <w:br/>
       <w:br/>
     </w:r>

--- a/tillsyn/A 12285-2022 tillsynsbegäran.docx
+++ b/tillsyn/A 12285-2022 tillsynsbegäran.docx
@@ -285,7 +285,7 @@
     <w:r>
       <w:tab/>
       <w:tab/>
-      <w:t>2026-09-01</w:t>
+      <w:t>2026-09-02</w:t>
       <w:br/>
       <w:br/>
     </w:r>

--- a/tillsyn/A 12285-2022 tillsynsbegäran.docx
+++ b/tillsyn/A 12285-2022 tillsynsbegäran.docx
@@ -285,7 +285,7 @@
     <w:r>
       <w:tab/>
       <w:tab/>
-      <w:t>2026-09-02</w:t>
+      <w:t>2026-09-03</w:t>
       <w:br/>
       <w:br/>
     </w:r>

--- a/tillsyn/A 12285-2022 tillsynsbegäran.docx
+++ b/tillsyn/A 12285-2022 tillsynsbegäran.docx
@@ -285,7 +285,7 @@
     <w:r>
       <w:tab/>
       <w:tab/>
-      <w:t>2026-09-03</w:t>
+      <w:t>2026-09-04</w:t>
       <w:br/>
       <w:br/>
     </w:r>

--- a/tillsyn/A 12285-2022 tillsynsbegäran.docx
+++ b/tillsyn/A 12285-2022 tillsynsbegäran.docx
@@ -285,7 +285,7 @@
     <w:r>
       <w:tab/>
       <w:tab/>
-      <w:t>2026-09-04</w:t>
+      <w:t>2026-09-05</w:t>
       <w:br/>
       <w:br/>
     </w:r>

--- a/tillsyn/A 12285-2022 tillsynsbegäran.docx
+++ b/tillsyn/A 12285-2022 tillsynsbegäran.docx
@@ -285,7 +285,7 @@
     <w:r>
       <w:tab/>
       <w:tab/>
-      <w:t>2026-09-05</w:t>
+      <w:t>2026-09-06</w:t>
       <w:br/>
       <w:br/>
     </w:r>

--- a/tillsyn/A 12285-2022 tillsynsbegäran.docx
+++ b/tillsyn/A 12285-2022 tillsynsbegäran.docx
@@ -285,7 +285,7 @@
     <w:r>
       <w:tab/>
       <w:tab/>
-      <w:t>2026-09-06</w:t>
+      <w:t>2026-09-07</w:t>
       <w:br/>
       <w:br/>
     </w:r>

--- a/tillsyn/A 12285-2022 tillsynsbegäran.docx
+++ b/tillsyn/A 12285-2022 tillsynsbegäran.docx
@@ -285,7 +285,7 @@
     <w:r>
       <w:tab/>
       <w:tab/>
-      <w:t>2026-09-07</w:t>
+      <w:t>2026-09-08</w:t>
       <w:br/>
       <w:br/>
     </w:r>

--- a/tillsyn/A 12285-2022 tillsynsbegäran.docx
+++ b/tillsyn/A 12285-2022 tillsynsbegäran.docx
@@ -285,7 +285,7 @@
     <w:r>
       <w:tab/>
       <w:tab/>
-      <w:t>2026-09-08</w:t>
+      <w:t>2026-09-09</w:t>
       <w:br/>
       <w:br/>
     </w:r>

--- a/tillsyn/A 12285-2022 tillsynsbegäran.docx
+++ b/tillsyn/A 12285-2022 tillsynsbegäran.docx
@@ -285,7 +285,7 @@
     <w:r>
       <w:tab/>
       <w:tab/>
-      <w:t>2026-09-09</w:t>
+      <w:t>2026-09-10</w:t>
       <w:br/>
       <w:br/>
     </w:r>

--- a/tillsyn/A 12285-2022 tillsynsbegäran.docx
+++ b/tillsyn/A 12285-2022 tillsynsbegäran.docx
@@ -285,7 +285,7 @@
     <w:r>
       <w:tab/>
       <w:tab/>
-      <w:t>2026-09-10</w:t>
+      <w:t>2026-09-11</w:t>
       <w:br/>
       <w:br/>
     </w:r>

--- a/tillsyn/A 12285-2022 tillsynsbegäran.docx
+++ b/tillsyn/A 12285-2022 tillsynsbegäran.docx
@@ -285,7 +285,7 @@
     <w:r>
       <w:tab/>
       <w:tab/>
-      <w:t>2026-09-11</w:t>
+      <w:t>2026-09-12</w:t>
       <w:br/>
       <w:br/>
     </w:r>

--- a/tillsyn/A 12285-2022 tillsynsbegäran.docx
+++ b/tillsyn/A 12285-2022 tillsynsbegäran.docx
@@ -285,7 +285,7 @@
     <w:r>
       <w:tab/>
       <w:tab/>
-      <w:t>2026-09-12</w:t>
+      <w:t>2026-09-13</w:t>
       <w:br/>
       <w:br/>
     </w:r>
